--- a/Отчет_ПР_1/Практическая работа № 1.10.docx
+++ b/Отчет_ПР_1/Практическая работа № 1.10.docx
@@ -516,7 +516,51 @@
         <w:t xml:space="preserve"> г.</w:t>
       </w:r>
     </w:p>
-    <w:p/>
+    <w:p>
+      <w:pPr>
+        <w:rPr>
+          <w:rFonts w:ascii="Times New Roman" w:eastAsia="Times New Roman" w:hAnsi="Times New Roman" w:cs="Times New Roman"/>
+          <w:sz w:val="28"/>
+          <w:szCs w:val="28"/>
+        </w:rPr>
+      </w:pPr>
+      <w:r>
+        <w:rPr>
+          <w:rFonts w:ascii="Times New Roman" w:eastAsia="Times New Roman" w:hAnsi="Times New Roman" w:cs="Times New Roman"/>
+          <w:sz w:val="28"/>
+          <w:szCs w:val="28"/>
+        </w:rPr>
+        <w:br w:type="page"/>
+      </w:r>
+    </w:p>
+    <w:p>
+      <w:pPr>
+        <w:spacing w:after="0" w:line="240" w:lineRule="auto"/>
+        <w:rPr>
+          <w:rFonts w:ascii="Times New Roman" w:eastAsia="Times New Roman" w:hAnsi="Times New Roman" w:cs="Times New Roman"/>
+          <w:sz w:val="28"/>
+          <w:szCs w:val="28"/>
+        </w:rPr>
+      </w:pPr>
+      <w:r>
+        <w:rPr>
+          <w:rFonts w:ascii="Times New Roman" w:eastAsia="Times New Roman" w:hAnsi="Times New Roman" w:cs="Times New Roman"/>
+          <w:sz w:val="28"/>
+          <w:szCs w:val="28"/>
+          <w:lang w:val="en-US"/>
+        </w:rPr>
+        <w:lastRenderedPageBreak/>
+        <w:t xml:space="preserve">1. </w:t>
+      </w:r>
+      <w:r>
+        <w:rPr>
+          <w:rFonts w:ascii="Times New Roman" w:eastAsia="Times New Roman" w:hAnsi="Times New Roman" w:cs="Times New Roman"/>
+          <w:sz w:val="28"/>
+          <w:szCs w:val="28"/>
+        </w:rPr>
+        <w:t>Листинг скрипта</w:t>
+      </w:r>
+    </w:p>
     <w:sectPr>
       <w:pgSz w:w="11906" w:h="16838"/>
       <w:pgMar w:top="1134" w:right="850" w:bottom="1134" w:left="1701" w:header="708" w:footer="708" w:gutter="0"/>
@@ -954,6 +998,17 @@
     <w:semiHidden/>
     <w:unhideWhenUsed/>
   </w:style>
+  <w:style w:type="paragraph" w:styleId="a3">
+    <w:name w:val="List Paragraph"/>
+    <w:basedOn w:val="a"/>
+    <w:uiPriority w:val="34"/>
+    <w:qFormat/>
+    <w:rsid w:val="00680CA3"/>
+    <w:pPr>
+      <w:ind w:left="720"/>
+      <w:contextualSpacing/>
+    </w:pPr>
+  </w:style>
 </w:styles>
 </file>
 
